--- a/templates/W3-62-05B.docx
+++ b/templates/W3-62-05B.docx
@@ -192,7 +192,7 @@
           <w:bCs/>
           <w:szCs w:val="24"/>
         </w:rPr>
-        <w:t xml:space="preserve">□初檢    □複檢</w:t>
+        <w:t xml:space="preserve">{{FIRSTCK}}初檢    {{RECK}}複檢</w:t>
       </w:r>
     </w:p>
     <w:tbl>

--- a/templates/W3-62-05B.docx
+++ b/templates/W3-62-05B.docx
@@ -73,7 +73,7 @@
                 <w:b/>
                 <w:szCs w:val="24"/>
               </w:rPr>
-              <w:t>□第一種壓力容器</w:t>
+              <w:t>{{EQBOXP}}第一種壓力容器</w:t>
             </w:r>
           </w:p>
         </w:tc>
@@ -148,7 +148,7 @@
                 <w:b/>
                 <w:szCs w:val="24"/>
               </w:rPr>
-              <w:t>□高壓氣體特定設備</w:t>
+              <w:t>{{EQBOXS}}高壓氣體特定設備</w:t>
             </w:r>
           </w:p>
         </w:tc>
@@ -266,7 +266,7 @@
           <w:p>
             <w:pPr>
               <w:spacing w:beforeLines="10" w:before="36" w:afterLines="10" w:after="36" w:line="240" w:lineRule="exact"/>
-              <w:jc w:val="distribute"/>
+              <w:jc w:val="left"/>
               <w:rPr>
                 <w:rFonts w:ascii="標楷體" w:eastAsia="標楷體" w:hAnsi="標楷體" w:hint="eastAsia"/>
                 <w:sz w:val="22"/>
@@ -333,7 +333,7 @@
           <w:p>
             <w:pPr>
               <w:spacing w:line="400" w:lineRule="exact"/>
-              <w:jc w:val="distribute"/>
+              <w:jc w:val="left"/>
               <w:rPr>
                 <w:rFonts w:ascii="標楷體" w:eastAsia="標楷體" w:hAnsi="標楷體" w:hint="eastAsia"/>
                 <w:sz w:val="22"/>
@@ -385,7 +385,7 @@
           <w:p>
             <w:pPr>
               <w:spacing w:beforeLines="10" w:before="36" w:afterLines="10" w:after="36" w:line="240" w:lineRule="exact"/>
-              <w:jc w:val="distribute"/>
+              <w:jc w:val="left"/>
               <w:rPr>
                 <w:rFonts w:ascii="標楷體" w:eastAsia="標楷體" w:hAnsi="標楷體" w:hint="eastAsia"/>
                 <w:sz w:val="22"/>

--- a/templates/W3-62-05B.docx
+++ b/templates/W3-62-05B.docx
@@ -4829,7 +4829,7 @@
                 <w:rFonts w:ascii="標楷體" w:eastAsia="標楷體" w:hAnsi="標楷體" w:hint="eastAsia"/>
                 <w:szCs w:val="24"/>
               </w:rPr>
-              <w:t xml:space="preserve">□ 1.檢查結果 □合格 □不合格 □未備妥 □程序不符。</w:t>
+              <w:t xml:space="preserve">■ 1.檢查結果 □合格 □不合格 □未備妥 □程序不符。</w:t>
             </w:r>
           </w:p>
           <w:p>

--- a/templates/W3-62-05B.docx
+++ b/templates/W3-62-05B.docx
@@ -50,7 +50,7 @@
                 <w:sz w:val="28"/>
                 <w:szCs w:val="28"/>
               </w:rPr>
-              <w:t>( {{ORG}} )</w:t>
+              <w:t>{{ORG}}</w:t>
             </w:r>
           </w:p>
         </w:tc>
